--- a/Progres-Fatimah/Jurnal Submit/submit/CD/Linny/submit/Title_Page.docx
+++ b/Progres-Fatimah/Jurnal Submit/submit/CD/Linny/submit/Title_Page.docx
@@ -95,19 +95,134 @@
     </w:p>
     <w:p>
       <w:pPr>
-        <w:spacing w:after="20" w:line="240" w:lineRule="auto"/>
+        <w:spacing w:after="0" w:line="240" w:lineRule="auto"/>
+        <w:rPr>
+          <w:rFonts w:cs="Times New Roman"/>
+        </w:rPr>
       </w:pPr>
       <w:r>
+        <w:rPr>
+          <w:rFonts w:cs="Times New Roman"/>
+        </w:rPr>
         <w:t>Linny Luciana: 0000-0002-7455-0000</w:t>
+      </w:r>
+    </w:p>
+    <w:p>
+      <w:pPr>
+        <w:spacing w:after="0" w:line="240" w:lineRule="auto"/>
+        <w:rPr>
+          <w:rFonts w:cs="Times New Roman"/>
+        </w:rPr>
+      </w:pPr>
+      <w:proofErr w:type="spellStart"/>
+      <w:r>
+        <w:rPr>
+          <w:rFonts w:eastAsia="Calibri" w:cs="Times New Roman"/>
+          <w:color w:val="000000"/>
+        </w:rPr>
+        <w:t>Vebriona</w:t>
+      </w:r>
+      <w:proofErr w:type="spellEnd"/>
+      <w:r>
+        <w:rPr>
+          <w:rFonts w:eastAsia="Calibri" w:cs="Times New Roman"/>
+          <w:color w:val="000000"/>
+        </w:rPr>
+        <w:t xml:space="preserve"> Angellee</w:t>
+      </w:r>
+      <w:r>
+        <w:rPr>
+          <w:rFonts w:eastAsia="Calibri" w:cs="Times New Roman"/>
+          <w:color w:val="000000"/>
+        </w:rPr>
+        <w:t xml:space="preserve">: </w:t>
+      </w:r>
+      <w:r>
+        <w:rPr>
+          <w:rFonts w:cs="Times New Roman"/>
+          <w:color w:val="000000"/>
+        </w:rPr>
+        <w:t>0009-0002-0018-5183</w:t>
+      </w:r>
+    </w:p>
+    <w:p>
+      <w:pPr>
+        <w:spacing w:after="0" w:line="240" w:lineRule="auto"/>
+        <w:rPr>
+          <w:rFonts w:cs="Times New Roman"/>
+        </w:rPr>
+      </w:pPr>
+      <w:r>
+        <w:rPr>
+          <w:rFonts w:cs="Times New Roman"/>
+        </w:rPr>
+        <w:t>Tonny Loho: 0000-0002-7503-2395</w:t>
+      </w:r>
+    </w:p>
+    <w:p>
+      <w:pPr>
+        <w:spacing w:after="0" w:line="240" w:lineRule="auto"/>
+        <w:rPr>
+          <w:rFonts w:eastAsia="Calibri" w:cs="Times New Roman"/>
+          <w:color w:val="000000"/>
+        </w:rPr>
+      </w:pPr>
+      <w:r>
+        <w:rPr>
+          <w:rFonts w:eastAsia="Calibri" w:cs="Times New Roman"/>
+          <w:color w:val="000000"/>
+        </w:rPr>
+        <w:t>Deviana</w:t>
+      </w:r>
+      <w:r>
+        <w:rPr>
+          <w:rFonts w:eastAsia="Calibri" w:cs="Times New Roman"/>
+          <w:color w:val="000000"/>
+        </w:rPr>
+        <w:t xml:space="preserve">: </w:t>
+      </w:r>
+      <w:r>
+        <w:rPr>
+          <w:rFonts w:cs="Times New Roman"/>
+          <w:color w:val="000000"/>
+        </w:rPr>
+        <w:t>0009-0004-9952-4652</w:t>
+      </w:r>
+    </w:p>
+    <w:p>
+      <w:pPr>
+        <w:spacing w:after="0" w:line="240" w:lineRule="auto"/>
+        <w:rPr>
+          <w:rFonts w:eastAsia="Calibri" w:cs="Times New Roman"/>
+          <w:color w:val="000000"/>
+        </w:rPr>
+      </w:pPr>
+      <w:r>
+        <w:rPr>
+          <w:rFonts w:cs="Times New Roman"/>
+          <w:color w:val="000000"/>
+        </w:rPr>
+        <w:t>Harny Edward</w:t>
+      </w:r>
+      <w:r>
+        <w:rPr>
+          <w:rFonts w:cs="Times New Roman"/>
+          <w:color w:val="000000"/>
+        </w:rPr>
+        <w:t xml:space="preserve">: </w:t>
+      </w:r>
+      <w:r>
+        <w:rPr>
+          <w:rFonts w:cs="Times New Roman"/>
+          <w:color w:val="000000"/>
+        </w:rPr>
+        <w:t>0009-0008-7280-6413</w:t>
       </w:r>
     </w:p>
     <w:p>
       <w:pPr>
         <w:spacing w:after="120" w:line="240" w:lineRule="auto"/>
       </w:pPr>
-      <w:r>
-        <w:t>Tonny Loho: 0000-0002-7503-2395</w:t>
-      </w:r>
     </w:p>
     <w:p>
       <w:pPr>
@@ -136,7 +251,7 @@
         <w:rPr>
           <w:sz w:val="24"/>
         </w:rPr>
-        <w:t>Word count (main text, excluding abstract, references and tables): 1,400 words</w:t>
+        <w:t>Word count (main text, excluding abstract, references and tables): approximately 1,400 words</w:t>
       </w:r>
     </w:p>
     <w:p>
@@ -147,19 +262,7 @@
         <w:rPr>
           <w:sz w:val="24"/>
         </w:rPr>
-        <w:t>Abstract word count: 2</w:t>
-      </w:r>
-      <w:r>
-        <w:rPr>
-          <w:sz w:val="24"/>
-        </w:rPr>
-        <w:t>00</w:t>
-      </w:r>
-      <w:r>
-        <w:rPr>
-          <w:sz w:val="24"/>
-        </w:rPr>
-        <w:t xml:space="preserve"> words</w:t>
+        <w:t>Abstract word count: approximately 233 words</w:t>
       </w:r>
     </w:p>
     <w:p>
@@ -407,31 +510,31 @@
       </w:rPr>
     </w:lvl>
   </w:abstractNum>
-  <w:num w:numId="1" w16cid:durableId="668484838">
+  <w:num w:numId="1" w16cid:durableId="1693266374">
     <w:abstractNumId w:val="8"/>
   </w:num>
-  <w:num w:numId="2" w16cid:durableId="1133213842">
+  <w:num w:numId="2" w16cid:durableId="2084913117">
     <w:abstractNumId w:val="6"/>
   </w:num>
-  <w:num w:numId="3" w16cid:durableId="829637782">
+  <w:num w:numId="3" w16cid:durableId="1356346352">
     <w:abstractNumId w:val="5"/>
   </w:num>
-  <w:num w:numId="4" w16cid:durableId="1308851747">
+  <w:num w:numId="4" w16cid:durableId="617761218">
     <w:abstractNumId w:val="4"/>
   </w:num>
-  <w:num w:numId="5" w16cid:durableId="212348496">
+  <w:num w:numId="5" w16cid:durableId="1534346246">
     <w:abstractNumId w:val="7"/>
   </w:num>
-  <w:num w:numId="6" w16cid:durableId="2024627954">
+  <w:num w:numId="6" w16cid:durableId="1982685488">
     <w:abstractNumId w:val="3"/>
   </w:num>
-  <w:num w:numId="7" w16cid:durableId="745955248">
+  <w:num w:numId="7" w16cid:durableId="2051807030">
     <w:abstractNumId w:val="2"/>
   </w:num>
-  <w:num w:numId="8" w16cid:durableId="1137332789">
+  <w:num w:numId="8" w16cid:durableId="535629050">
     <w:abstractNumId w:val="1"/>
   </w:num>
-  <w:num w:numId="9" w16cid:durableId="308218797">
+  <w:num w:numId="9" w16cid:durableId="624772289">
     <w:abstractNumId w:val="0"/>
   </w:num>
 </w:numbering>
